--- a/example_articles/states/Mississippi/3.states_Mississippi_New_York_Times.docx
+++ b/example_articles/states/Mississippi/3.states_Mississippi_New_York_Times.docx
@@ -27,17 +27,17 @@
     </w:p>
     <w:p>
       <w:r>
-        <w:t>Source File: NYT/44.DOCX</w:t>
+        <w:t>Source file: NYT/44.DOCX</w:t>
       </w:r>
     </w:p>
     <w:p>
       <w:r>
-        <w:t>Raw locations result: ['Mississippi']</w:t>
+        <w:t>Raw locations result, 'locations': ['Mississippi']</w:t>
       </w:r>
     </w:p>
     <w:p>
       <w:r>
-        <w:t>states_stand_flat (Standardized): Mississippi</w:t>
+        <w:t>Standardized locations result, 'states_stand_flat': Mississippi</w:t>
       </w:r>
     </w:p>
     <w:p>

--- a/example_articles/states/Mississippi/3.states_Mississippi_New_York_Times.docx
+++ b/example_articles/states/Mississippi/3.states_Mississippi_New_York_Times.docx
@@ -7,7 +7,7 @@
         <w:pStyle w:val="Heading1"/>
       </w:pPr>
       <w:r>
-        <w:t>Honduras's Capital: City of the Dead and the Dazed</w:t>
+        <w:t>Patrick Buchanan Reveals Himself to Be the First Trumpist; Nonfiction</w:t>
       </w:r>
     </w:p>
     <w:p>
@@ -17,17 +17,17 @@
     </w:p>
     <w:p>
       <w:r>
-        <w:t>Date: 1998-11-05</w:t>
+        <w:t>Date: 2017-05-08</w:t>
       </w:r>
     </w:p>
     <w:p>
       <w:r>
-        <w:t>Section: Section A; ; Section A; Page 3; Column 1; Foreign Desk ; Column 1;</w:t>
+        <w:t>Section: BOOKS; review</w:t>
       </w:r>
     </w:p>
     <w:p>
       <w:r>
-        <w:t>Source file: NYT/44.DOCX</w:t>
+        <w:t>Source file: NYT/18.DOCX</w:t>
       </w:r>
     </w:p>
     <w:p>
@@ -49,69 +49,35 @@
     </w:p>
     <w:p>
       <w:r>
-        <w:t>Selvin Joynarid Perez was standing under the awning of his small house on a bluff overlooking the Choluteca River early Saturday morning, keeping an uneasy watch on the torrential rain and the rising waters below .</w:t>
+        <w:t xml:space="preserve">NIXON'S WHITE HOUSE WARS </w:t>
         <w:br/>
-        <w:t>Suddenly the earth trembled, he said. He turned to run into the house to wake his wife and 3-year-old daughter. He never made it.</w:t>
+        <w:t xml:space="preserve">The Battles That Made and Broke a President and Divided America Forever </w:t>
         <w:br/>
-        <w:t>"When I tried to go into the room where my wife and child were sleeping, the earth opened up," he said.</w:t>
+        <w:t xml:space="preserve">By Patrick J. Buchanan </w:t>
         <w:br/>
-        <w:t>Within seconds, more than 45 houses in the Nueva Esperanza neighborhood slid down the bluff in an avalanche of earth and wood and tin roofing and human beings toward the roiling black waters below, Mr. Perez, 24, said. His wife, Maria, 25, and daughter, Kensi, were crushed to death in their beds.</w:t>
+        <w:t>Illustrated. 436 pp. Crown Forum. $30.</w:t>
         <w:br/>
-        <w:t>Today they are still buried in tons of debris above the river, along with at least 11 other people from the neighborhood. Some family members and survivors were picking over the jumbled boulders and pieces of houses, clawing at the earth in the hope of finding their loved one's remains. Mr. Perez, a mechanic, was laboring to repair a road leading to the disaster site so the Government could bring in earthmovers.</w:t>
+        <w:t>Patrick J. Buchanan is a merry troglodyte, a naughty provocateur. He still calls homosexuality "sodomy," just to get the goat of a community he will only reluctantly call "gay." He writes that he wanted to be named ambassador to South Africa by President Ford so he could support the apartheid government. He thinks public television is "an upholstered playpen" for liberals. He considers "The New York Times" an epithet. His stump appearances in his outlaw 1992 and 1996 presidential campaigns were a guilty pleasure for the reporters who followed him, a hilariously clever, and prescient, exhibition of right-wing populism. "Buchanan," Richard Nixon once told him, "you're the only extremist I know with a sense of humor."</w:t>
         <w:br/>
-        <w:t>Throughout this Central American capital, victims of the floods and landslides spawned over the weekend by Hurricane Mitch were trying to reconstruct their lives, though most had little left besides the clothes they wore and a thin thread of hope.</w:t>
+        <w:t>And it is Buchanan, not Nixon, who emerges as the central — and most intriguing — character in "Nixon's White House Wars," an entertaining memoir of that benighted presidency. Buchanan's Nixon is a familiar figure: distant, awkward, smart, defensive and damaged, caring a bit too much what the Establishment — a word Buchanan uses frequently — thinks of him. The not-so-tricky president is a policy moderate; he has surrounded himself with brilliant, if mainstream, experts like Henry Kissinger and Daniel Patrick Moynihan. There is also a retinue of traditional moderate Republican aides like Ray Price and Leonard Garment, and technocrats like H. R. Haldeman and John Ehrlichman. Buchanan, the house wing nut, finds all this moderation frustrating; he began as a peripheral figure in the Nixon White House, a political gunslinger perhaps a bit too hot for the high-rent nuances of governance. Over time, however, Nixon realized that the "liberal establishment" was unwilling to cut him a break — even as he created the Environmental Protection Agency and maintained many Great Society programs — and a gunslinger could have his uses. Buchanan's pen provided the ammunition for Vice President Spiro Agnew's attacks on the media (which seem downright civilized compared with current presidential standards). But Nixon sensed that Buchanan was onto something much bigger than vitriol, a new grand strategy for the Republican Party, a new majority anchored by the white working class, not just in the South, but also in the Northern ethnic, mostly Catholic, enclaves. This philosophy has been the driving vision of Buchanan's life. It has made him one of the most consequential conservatives of the past half-century. Indeed, he's a reactionary who was also an avatar: the first Trumpist.</w:t>
         <w:br/>
-        <w:t>More than a dozen neighborhoods in this city of 800,000 were erased by floodwaters or buried under landslides. All over the city, stunned men and women picked through the shattered remains of their homes.</w:t>
+        <w:t>Buchanan was born in Washington, D.C., in 1938, although his family's roots are in Mississippi. He celebrates ancestors who fought for the Confederacy, but his most enduring loyalty is to the conservative Catholic Church of the 1950s — the church schools he attended, the Knights of Columbus, the Legion of Decency, Sodality and the Holy Name Society. His people are the white ethnic "unfashionable minorities," as opposed to the "media minorities." He was kicked out of Georgetown University for a year after a drunken fight with the Washington police: "I was ahead on points, until they brought out the sticks." But he attended the Columbia University Graduate School of Journalism — one of his few Eastern elitist credentials, which he used to become an editorial polemicist for the conservative St. Louis Globe-Democrat. He was astonished by the 1960s. Well-off draft dodgers offended him; the New York construction workers who beat up the protesters were his team. Teddy Kennedy's ability to "survive" Chappaquiddick was a confirmation of Buchanan's worldview. Nixon, he believed (correctly), would have been crucified if he'd done something similar. He and Nixon "were like working-class kids in an elite university who, caught smoking pot in the dorm, would be expelled and disgraced for life, while the legacy students would be confined to campus for the weekend."</w:t>
         <w:br/>
-        <w:t>In some places, like the devastated Colonia Soto, hundreds of vultures swirled overhead, apparently attracted by the faint but fetid scent of corpses buried in the rubble created by an avalanche Saturday morning.</w:t>
+        <w:t>It was the "legacy" students in the C.I.A. and on John F. Kennedy's staff who had started the war in Vietnam — and "legacy" students who opposed it; the children of Irish pipe fitters had to fight it. Despite the war's provenance, Buchanan was an unabashed hawk who believed Vietnam was necessary to stem the tide of Communism. He continued to believe this even as Nixon proved that Communism wasn't monolithic by embracing the Russians in détente and going to China — Buchanan was along for the Beijing trip, appalled. Still, Buchanan's assessment of the impact of the defeat in Vietnam on American society has real power to it: "The American establishment that led us to victory in World War II … would never recover from Vietnam, never regain the confidence of the nation. For Vietnam was not an unwinnable war for a country that had reduced the Japanese empire to smoldering ruins in four years. … The simple truth is the American establishment lost the war in Vietnam because it lacked the will to win it."</w:t>
         <w:br/>
-        <w:t>Honduran officials said on Tuesday that they had preliminary reports that at least 6,420 people were killed by the storm throughout the country and 5,807 were missing. Some 600,000 are crowded into thousands of temporary shelters because their homes have been destroyed.</w:t>
+        <w:t>This is where Buchanan's philosophy begins. The country that Nixon inherited in 1969 was "no longer one nation and one people, but a land divided by war and race and culture and politics." The Establishment was feckless, guilt-driven, hypocritical. Buchanan saw school busing to achieve racial integration as a domestic Vietnam. It was social engineering imposed by a liberal judiciary upon white ethnic communities — the Irish, Italians, Poles — who had nothing to do with slavery. Once again, the rich kids weren't drafted to ride the buses. Buchanan advised Nixon that the administration's position should be: "outlawing all segregation, but not requiring racial balance." This line extends to affirmative action, which he calls "racial injustice." These are the opening battles of Buchanan's culture war. His case is primal and compelling. These issues are not merely about tribal racial prejudices; they are about class.</w:t>
         <w:br/>
-        <w:t>"This is the worst," said Delmer Urbizo, the Minister of Government and Justice, who is overseeing the aid operation. "This has no precedent in the history of the country, or even in the history of Central America."</w:t>
+        <w:t>Buchanan's political calculus is that the "silent majority" is larger than the "fashionable minorities," who include violent antiwar protesters — nearly five bombings a day in 1971-72! — racial agitators, limousine and lifestyle liberals. In fact, the only real weapon that the counterculturalists have is the elite media, which he described, in a memo to Nixon, as their true adversary: "The Nixon White House and the national liberal media are as cobra and mongoose." Does any of this sound familiar?</w:t>
         <w:br/>
-        <w:t>But many officials here say they fear the worst is yet to come. Outbreaks of disease and food shortages are likely unless the roads and other installations can be repaired. Ninety-three bridges are out along major highways, including 45 that are completely destroyed. All the major cities in Honduras are like islands, cut off from one another..</w:t>
+        <w:t>Nixon won the 1972 election in a historic landslide, using Buchanan's strategy, but lost the war. Buchanan was boggled by Watergate, which he considered stupid. Why bug the Democrats when Nixon's new majority is about to win bigly? Somehow he managed to skate through the scandal, compartmentalized, kept out of the loop, but asked for cleanup advice — and famously told Nixon to "burn the tapes."</w:t>
         <w:br/>
-        <w:t>Food and gasoline supplies are dwindling, with only a few days worth of both in the capital, officials say. The roads leading from the capital to the Pacific and Atlantic ports are still impassable.</w:t>
+        <w:t>It is easy to be horrified by Buchanan's gleeful excesses, but that is the reaction he's hoping to elicit. Humorless upper-crust liberalism is the fattest of targets. Beneath the vitriol, though, Buchanan has spent his career raising important questions that our society has never seemed willing to discuss forthrightly. What should be the limits of identity politics? In a democracy, should courts or legislatures decide basic policies like abortion, busing and campaign finance? Should we trade the higher prices that will come from protectionism for the increased stability that might come from keeping more blue-collar jobs at home? These are the issues that Buchanan has been thumping for the past 50 years, and that Donald Trump exploited in 2016. They cannot be dismissed. We are, for the moment, living in Pat Buchanan's world.</w:t>
         <w:br/>
-        <w:t>Vast tracts of the country are still inaccessible except by helicopter, officials said. Thousands of people are cut off by floodwaters in the northern coastal regions, especially in La Mosquitia in the northeast. Some are surviving in trees and on top of buildings.</w:t>
+        <w:t>Joe Klein's books include "Primary Colors,"  "Woody Guthrie" and, most recently, "Charlie Mike: A True Story of Heroes Who Brought Their Mission Home."</w:t>
         <w:br/>
-        <w:t>What is worse, officials say, is that many villages and settlements along rivers appear from the air to have been literally wiped off the map.</w:t>
+        <w:t>PHOTOS: PHOTOS (PHOTOGRAPHS BY DIANA WALKER/TIME LIFE PICTURES, VIA GETTY IMAGES; MICHAEL EVANS/THE NEW YORK TIMES) (BR1); Nixon with his aide Buchanan, right, at LaGuardia Airport. (PHOTOGRAPH BY ED GIORANDINO/NY DAILY NEWS VIA GETTY IMAGES) (BR32)</w:t>
         <w:br/>
-        <w:t>The floods have also done untold damage to grain, banana, bean and tobacco crops in the San Pedro de Sula valley and other important agricultural areas. By some estimates, more than 70 percent of the country's crops have been destroyed.</w:t>
-        <w:br/>
-        <w:t>There was sunshine in the capital today. The river had retreated into its bed, and in many neighborhoods life appeared to be returning to something like its normal rhythm. In Comayaguela, the business district, people were shoveling the mud out of storefronts, removing debris from damaged factories and digging cars and trucks out of banks of earth.</w:t>
-        <w:br/>
-        <w:t>But in dozens of communities swept away by floods or buried in mudslides, working-class people were struggling to come to terms with the disaster.</w:t>
-        <w:br/>
-        <w:t>In La Colonia Soto, residents climbed in disbelief over the wreckage of their former neighborhood, which was nestled between two hills alongside the river. At least 150 houses were destroyed by a series of landslides.</w:t>
-        <w:br/>
-        <w:t>Most residents had heeded warnings on the radio and had taken shelter on higher ground, but dozens had stayed behind to guard their properties. Most perished, residents said.</w:t>
-        <w:br/>
-        <w:t>The scale of destruction in Soto provokes awe. An entire soccer field slid down a hill more than 200 yards from its original site and crumpled like a giant sheet of paper, plowing under the houses below. Many houses ended up 150 yards downhill from where they had been built. Others were buried entirely, some with people inside.</w:t>
-        <w:br/>
-        <w:t>Marco Albarado, a 52-year-old fishmonger, was stacking up boards salvaged from his wrecked home. He said his family managed to leave for higher ground on Friday afternoon, just hours before an avalanche carried his house down the hill and broke it in pieces.</w:t>
-        <w:br/>
-        <w:t>Looters had stolen what was left of his belongings, he said. He has no way to make a living anymore, because the market with his stall was also destroyed.</w:t>
-        <w:br/>
-        <w:t>"We have nothing," he said, his eyes filling with tears.</w:t>
-        <w:br/>
-        <w:t>A couple of miles upstream, some residents of Nueva Esperanza were still trying to find the bodies of the dead, but their hopes were fading.  Several acknowledged that the houses that had rumbled down the bluff had been illegally built in a zone where construction is prohibited.</w:t>
-        <w:br/>
-        <w:t>"The reality of the thing is that it is not the Government's fault," said Florentino Sanchez, who had spent the day digging with his bare hands for the bodies of four children of his cousin. The mother's body was found on Tuesday.</w:t>
-        <w:br/>
-        <w:t>"We never believed the river would do this," he said.</w:t>
-        <w:br/>
-        <w:br/>
-        <w:t>Graphic</w:t>
-        <w:br/>
-        <w:br/>
-        <w:t xml:space="preserve"> </w:t>
-        <w:br/>
-        <w:t>Photo: Selvin Joynarid Perez on the bluff in Tegucigalpa, Honduras, where his wife and daughter were killed in an avalanche Saturday. More than 45 houses slid down the bluff toward the roiling waters of the Choluteca River. (Ilkka Uimonen/Sygma, for The New York Times )</w:t>
-        <w:br/>
-        <w:t xml:space="preserve"> </w:t>
-        <w:br/>
-        <w:t>Map of Honduras showing location of Tegucigalpa: The Choluteca River broke its banks on Friday in Tegucigalpa.</w:t>
+        <w:t xml:space="preserve"> DRAWING</w:t>
       </w:r>
     </w:p>
     <w:sectPr>

--- a/example_articles/states/Mississippi/3.states_Mississippi_New_York_Times.docx
+++ b/example_articles/states/Mississippi/3.states_Mississippi_New_York_Times.docx
@@ -7,7 +7,7 @@
         <w:pStyle w:val="Heading1"/>
       </w:pPr>
       <w:r>
-        <w:t>Patrick Buchanan Reveals Himself to Be the First Trumpist; Nonfiction</w:t>
+        <w:t>For Working-Class Boys, Religion May Be the Key To College Success</w:t>
       </w:r>
     </w:p>
     <w:p>
@@ -17,22 +17,22 @@
     </w:p>
     <w:p>
       <w:r>
-        <w:t>Date: 2017-05-08</w:t>
+        <w:t>Date: 2022-03-16</w:t>
       </w:r>
     </w:p>
     <w:p>
       <w:r>
-        <w:t>Section: BOOKS; review</w:t>
+        <w:t>Section: Section A; Column 0; Editorial Desk; Pg. 23; GUEST ESSAY</w:t>
       </w:r>
     </w:p>
     <w:p>
       <w:r>
-        <w:t>Source file: NYT/18.DOCX</w:t>
+        <w:t>Source file: NYT/2.DOCX</w:t>
       </w:r>
     </w:p>
     <w:p>
       <w:r>
-        <w:t>Raw locations result, 'locations': ['Mississippi']</w:t>
+        <w:t>Raw locations result, 'locations': ['Mississippi', 'NA']</w:t>
       </w:r>
     </w:p>
     <w:p>
@@ -49,35 +49,76 @@
     </w:p>
     <w:p>
       <w:r>
-        <w:t xml:space="preserve">NIXON'S WHITE HOUSE WARS </w:t>
+        <w:t xml:space="preserve">American men are dropping out of college in alarming numbers. A slew of articles over the past year depict a generation of men who feel lost, detached and lacking in male role models. This sense of despair is especially acute among working-class men, fewer than one in five of whom completes college. </w:t>
         <w:br/>
-        <w:t xml:space="preserve">The Battles That Made and Broke a President and Divided America Forever </w:t>
+        <w:t xml:space="preserve">  Yet one group is defying the odds: boys from working-class families who grow up religious.</w:t>
         <w:br/>
-        <w:t xml:space="preserve">By Patrick J. Buchanan </w:t>
+        <w:t xml:space="preserve">  As a sociologist of education and religion, I followed the lives of 3,290 teenagers from 2003 to 2012 using survey and interview data from the National Study of Youth and Religion, and then linking those data to the National Student Clearinghouse in 2016. I studied the relationship between teenagers' religious upbringing and its influence on their education: their school grades, which colleges they attend and how much higher education they complete. My research focused on Christian denominations because they are the most prevalent in the United States.</w:t>
         <w:br/>
-        <w:t>Illustrated. 436 pp. Crown Forum. $30.</w:t>
+        <w:t xml:space="preserve">  I found that what religion offers teenagers varies by social class. Those raised by professional-class parents, for example, do not experience much in the way of an educational advantage from being religious. In some ways, religion even constrains teenagers' educational opportunities (especially girls') by shaping their academic ambitions after graduation; they are less likely to consider a selective college as they prioritize life goals such as parenthood, altruism and service to God rather than a prestigious career.</w:t>
         <w:br/>
-        <w:t>Patrick J. Buchanan is a merry troglodyte, a naughty provocateur. He still calls homosexuality "sodomy," just to get the goat of a community he will only reluctantly call "gay." He writes that he wanted to be named ambassador to South Africa by President Ford so he could support the apartheid government. He thinks public television is "an upholstered playpen" for liberals. He considers "The New York Times" an epithet. His stump appearances in his outlaw 1992 and 1996 presidential campaigns were a guilty pleasure for the reporters who followed him, a hilariously clever, and prescient, exhibition of right-wing populism. "Buchanan," Richard Nixon once told him, "you're the only extremist I know with a sense of humor."</w:t>
+        <w:t xml:space="preserve">  However, teenage boys from working-class families, regardless of race, who were regularly involved in their church and strongly believed in God were twice as likely to earn bachelor's degrees as moderately religious or nonreligious boys.</w:t>
         <w:br/>
-        <w:t>And it is Buchanan, not Nixon, who emerges as the central — and most intriguing — character in "Nixon's White House Wars," an entertaining memoir of that benighted presidency. Buchanan's Nixon is a familiar figure: distant, awkward, smart, defensive and damaged, caring a bit too much what the Establishment — a word Buchanan uses frequently — thinks of him. The not-so-tricky president is a policy moderate; he has surrounded himself with brilliant, if mainstream, experts like Henry Kissinger and Daniel Patrick Moynihan. There is also a retinue of traditional moderate Republican aides like Ray Price and Leonard Garment, and technocrats like H. R. Haldeman and John Ehrlichman. Buchanan, the house wing nut, finds all this moderation frustrating; he began as a peripheral figure in the Nixon White House, a political gunslinger perhaps a bit too hot for the high-rent nuances of governance. Over time, however, Nixon realized that the "liberal establishment" was unwilling to cut him a break — even as he created the Environmental Protection Agency and maintained many Great Society programs — and a gunslinger could have his uses. Buchanan's pen provided the ammunition for Vice President Spiro Agnew's attacks on the media (which seem downright civilized compared with current presidential standards). But Nixon sensed that Buchanan was onto something much bigger than vitriol, a new grand strategy for the Republican Party, a new majority anchored by the white working class, not just in the South, but also in the Northern ethnic, mostly Catholic, enclaves. This philosophy has been the driving vision of Buchanan's life. It has made him one of the most consequential conservatives of the past half-century. Indeed, he's a reactionary who was also an avatar: the first Trumpist.</w:t>
+        <w:t xml:space="preserve">  Religious boys are not any smarter, so why are they doing better in school? The answer lies in how religious belief and religious involvement can buffer working-class Americans -- males in particular -- from despair.</w:t>
         <w:br/>
-        <w:t>Buchanan was born in Washington, D.C., in 1938, although his family's roots are in Mississippi. He celebrates ancestors who fought for the Confederacy, but his most enduring loyalty is to the conservative Catholic Church of the 1950s — the church schools he attended, the Knights of Columbus, the Legion of Decency, Sodality and the Holy Name Society. His people are the white ethnic "unfashionable minorities," as opposed to the "media minorities." He was kicked out of Georgetown University for a year after a drunken fight with the Washington police: "I was ahead on points, until they brought out the sticks." But he attended the Columbia University Graduate School of Journalism — one of his few Eastern elitist credentials, which he used to become an editorial polemicist for the conservative St. Louis Globe-Democrat. He was astonished by the 1960s. Well-off draft dodgers offended him; the New York construction workers who beat up the protesters were his team. Teddy Kennedy's ability to "survive" Chappaquiddick was a confirmation of Buchanan's worldview. Nixon, he believed (correctly), would have been crucified if he'd done something similar. He and Nixon "were like working-class kids in an elite university who, caught smoking pot in the dorm, would be expelled and disgraced for life, while the legacy students would be confined to campus for the weekend."</w:t>
+        <w:t xml:space="preserve">  Many in the American intelligentsia -- the elite-university-educated population who constitute the professional and managerial class -- do not hold the institution of religion in high regard. When these elites criticize religion, they often do so on the grounds that faith (in their eyes) is irrational and not evidence-based.</w:t>
         <w:br/>
-        <w:t>It was the "legacy" students in the C.I.A. and on John F. Kennedy's staff who had started the war in Vietnam — and "legacy" students who opposed it; the children of Irish pipe fitters had to fight it. Despite the war's provenance, Buchanan was an unabashed hawk who believed Vietnam was necessary to stem the tide of Communism. He continued to believe this even as Nixon proved that Communism wasn't monolithic by embracing the Russians in détente and going to China — Buchanan was along for the Beijing trip, appalled. Still, Buchanan's assessment of the impact of the defeat in Vietnam on American society has real power to it: "The American establishment that led us to victory in World War II … would never recover from Vietnam, never regain the confidence of the nation. For Vietnam was not an unwinnable war for a country that had reduced the Japanese empire to smoldering ruins in four years. … The simple truth is the American establishment lost the war in Vietnam because it lacked the will to win it."</w:t>
+        <w:t xml:space="preserve">  But one can agree with the liberal critique of conservatism's moral and political goals while still acknowledging that religion orders the lives of millions of Americans -- and that it might offer social benefits.</w:t>
         <w:br/>
-        <w:t>This is where Buchanan's philosophy begins. The country that Nixon inherited in 1969 was "no longer one nation and one people, but a land divided by war and race and culture and politics." The Establishment was feckless, guilt-driven, hypocritical. Buchanan saw school busing to achieve racial integration as a domestic Vietnam. It was social engineering imposed by a liberal judiciary upon white ethnic communities — the Irish, Italians, Poles — who had nothing to do with slavery. Once again, the rich kids weren't drafted to ride the buses. Buchanan advised Nixon that the administration's position should be: "outlawing all segregation, but not requiring racial balance." This line extends to affirmative action, which he calls "racial injustice." These are the opening battles of Buchanan's culture war. His case is primal and compelling. These issues are not merely about tribal racial prejudices; they are about class.</w:t>
+        <w:t xml:space="preserve">  A boy I'll call John (all names have been changed to protect participants' privacy under ethical research guidelines) was a typical example of the kind of working-class teenager I've been studying. He lived an hour outside Jackson, Miss. His father owned an auto-repair shop and his mother worked as a bookkeeper and substitute teacher. His days were filled with playing football, fishing and hunting with his grandparents, riding four-wheelers with friends and mowing the occasional lawn to earn pocket money.</w:t>
         <w:br/>
-        <w:t>Buchanan's political calculus is that the "silent majority" is larger than the "fashionable minorities," who include violent antiwar protesters — nearly five bombings a day in 1971-72! — racial agitators, limousine and lifestyle liberals. In fact, the only real weapon that the counterculturalists have is the elite media, which he described, in a memo to Nixon, as their true adversary: "The Nixon White House and the national liberal media are as cobra and mongoose." Does any of this sound familiar?</w:t>
+        <w:t xml:space="preserve">  John aspired to attend college, but given his parents' occupations, income (the equivalent of $53,000 today) and education (both had earned vocational certificates), the odds were not in his favor.</w:t>
         <w:br/>
-        <w:t>Nixon won the 1972 election in a historic landslide, using Buchanan's strategy, but lost the war. Buchanan was boggled by Watergate, which he considered stupid. Why bug the Democrats when Nixon's new majority is about to win bigly? Somehow he managed to skate through the scandal, compartmentalized, kept out of the loop, but asked for cleanup advice — and famously told Nixon to "burn the tapes."</w:t>
+        <w:t xml:space="preserve">  Still, he reached a milestone that has become largely out of reach for young men like him: He earned his associate degree. And his faith and involvement in church played a large part in that.</w:t>
         <w:br/>
-        <w:t>It is easy to be horrified by Buchanan's gleeful excesses, but that is the reaction he's hoping to elicit. Humorless upper-crust liberalism is the fattest of targets. Beneath the vitriol, though, Buchanan has spent his career raising important questions that our society has never seemed willing to discuss forthrightly. What should be the limits of identity politics? In a democracy, should courts or legislatures decide basic policies like abortion, busing and campaign finance? Should we trade the higher prices that will come from protectionism for the increased stability that might come from keeping more blue-collar jobs at home? These are the issues that Buchanan has been thumping for the past 50 years, and that Donald Trump exploited in 2016. They cannot be dismissed. We are, for the moment, living in Pat Buchanan's world.</w:t>
+        <w:t xml:space="preserve">  Children with college-educated parents have many advantages that make their academic trajectories easier. They tend to live in neighborhoods with a strong social infrastructure, including safe outdoor spaces. They have more familial and geographic stability, which means they rarely need to transfer between schools, disrupting their educations and severing social ties.</w:t>
         <w:br/>
-        <w:t>Joe Klein's books include "Primary Colors,"  "Woody Guthrie" and, most recently, "Charlie Mike: A True Story of Heroes Who Brought Their Mission Home."</w:t>
+        <w:t xml:space="preserve">  Children from wealthier families also benefit from a network of connections and opportunities that many poorer children lack. College-educated parents tend to work in professional organizations and have robust social networks from college where they meet other members of the professional class. All these social ties -- from the neighborhood, the workplace, and college -- provide a web of support for upper-middle-class families, which sociologists refer to as ''social capital.''</w:t>
         <w:br/>
-        <w:t>PHOTOS: PHOTOS (PHOTOGRAPHS BY DIANA WALKER/TIME LIFE PICTURES, VIA GETTY IMAGES; MICHAEL EVANS/THE NEW YORK TIMES) (BR1); Nixon with his aide Buchanan, right, at LaGuardia Airport. (PHOTOGRAPH BY ED GIORANDINO/NY DAILY NEWS VIA GETTY IMAGES) (BR32)</w:t>
+        <w:t xml:space="preserve">  But working-class families like John's do not have the same opportunities to develop social capital. The workplace used to be a central social institution for working-class families, but in the gig economy it is nearly impossible to feel a sense of stability, acquire health insurance or develop relationships with colleagues.</w:t>
         <w:br/>
-        <w:t xml:space="preserve"> DRAWING</w:t>
+        <w:t xml:space="preserve">  The lack of social capital -- along with systemic problems and inequities -- has contributed to the unraveling of the lives of millions of working-class Americans, especially men. Since the early 2000s, just as the kids in my study were entering adolescence, there has been a drastic rise in the number of working-class men dying ''deaths of despair'' from opioids, alcohol poisoning and suicide.</w:t>
+        <w:br/>
+        <w:t xml:space="preserve">  But despair doesn't die: It gets transmitted to children. Most of the working-class kids in my study -- especially boys -- seemed to look out in the world and feel despair physically, cognitively and emotionally. I found that most of the working-class boys in the study had dropped out of the educational system by their mid-20s and seemed on track to repeat the cycle of despair.</w:t>
+        <w:br/>
+        <w:t xml:space="preserve">  But not John. He and dozens of other boys in the study had a support system that insulated them from the hopelessness so many of their peers described. Through his teenage years, John regularly attended his local evangelical church and was active in its youth group. There were organized social activities like rafting and weekly gatherings at the minister's house to talk about what was going on in their lives.</w:t>
+        <w:br/>
+        <w:t xml:space="preserve">  Being involved with his church reinforced biblical teachings, leading John to think of Christ as the person he most wanted to emulate (most teenagers answer by referring to an actor, an athlete or a family member). By observing how his parents and others in his religious community behaved, John learned to see God as someone he ''can talk to and tell personal things to.''</w:t>
+        <w:br/>
+        <w:t xml:space="preserve">  The academic advantage of religious working-class children begins in middle and high school with the grades they earn. Among those raised in the working class, 21 percent of religious teenagers brought home report cards filled with A's, compared with 9 percent of their less-religious peers. Grades are also the strongest predictor of getting into and completing college, and religious boys are more than twice as likely to earn grades that help them be competitive for college admissions and scholarships.</w:t>
+        <w:br/>
+        <w:t xml:space="preserve">  Religious girls from working-class families also see educational benefits compared with less religious girls, but there are other factors that help them be academically successful outside of religion. Girls are socialized to be conscientious and compliant, have an easier time developing social ties with family members and peers, and are less prone to get caught up in risky behaviors.</w:t>
+        <w:br/>
+        <w:t xml:space="preserve">  Why does religion give boys like John an academic advantage? Because it offers them the social capital that affluent teenagers can get elsewhere. Religious communities keep families rooted to a place and help kids develop trusting relationships with youth ministers and friends' parents who share a common outlook on life. Collectively, these adults encourage teenagers to follow the rules and avoid antisocial behaviors.</w:t>
+        <w:br/>
+        <w:t xml:space="preserve">  Although John cited peer pressure as the most stressful problem facing teenagers, he avoided falling into a pattern of drug and alcohol abuse that often derails kids from academic success. The research for my book focused on Christians, but I've found that religious communities are a source of social capital for Jewish people as well.</w:t>
+        <w:br/>
+        <w:t xml:space="preserve">  Theological belief on its own is not enough to influence how children behave. Adolescents must believe and belong to be buffered against emotional, cognitive or behavioral despair. I found that religion offers something that other extracurricular activities such as sports can't: It prompts kids to behave in extremely conscientious and cooperative ways because they believe that God is both encouraging and evaluating them.</w:t>
+        <w:br/>
+        <w:t xml:space="preserve">  As John put it at the beginning of my study, when he was 16, religion ''helps me in my problems or when I'm down.'' When he was unsure of how to handle a situation, he looked to his minister and scripture for answers. John said he suspected that if he weren't part of his weekly church youth group, he would have been ''doing a lot of things wrong.''</w:t>
+        <w:br/>
+        <w:t xml:space="preserve">  Religion doesn't just help boys from working-class families during their teenage years -- it also deters them from falling into despair in adulthood. We can see this in the way John's life unfolded. In his early 20s, John stopped reading the Bible and no longer participated in his church community. Other parts of his life also started to fall apart. He dropped out of college and got arrested for marijuana possession.</w:t>
+        <w:br/>
+        <w:t xml:space="preserve">  That was a wake-up call, and John decided to return to church. Within a few years, he managed to get his life back on track. John is now living with his grandmother, whom he cares for, and his girlfriend, whom he plans to propose to. He believes that God has called him to serve others by working in the medical field. He returned to community college and earned an A.A. while working as an E.M.T. and plans to become a paramedic or a nurse. He attributes much of this to his faith.</w:t>
+        <w:br/>
+        <w:t xml:space="preserve">  In his final interview with researchers at age 26, John said, ''The most important things in life to me is my family and my relationship to God.''</w:t>
+        <w:br/>
+        <w:t xml:space="preserve">  Ilana M. Horwitz is an assistant professor of Jewish studies and sociology at Tulane University and the author of ''God, Grades, and Graduation.''</w:t>
+        <w:br/>
+        <w:t xml:space="preserve">  The Times is committed to publishing a diversity of letters to the editor. We'd like to hear what you think about this or any of our articles. Here are some tips. And here's our email: letters@nytimes.com</w:t>
+        <w:br/>
+        <w:t xml:space="preserve">  Follow The New York Times Opinion section on Facebook, Twitter (@NYTopinion) and Instagram.</w:t>
+        <w:br/>
+        <w:br/>
+        <w:t>https://www.nytimes.com/2022/03/15/opinion/religion-school-success.html</w:t>
+        <w:br/>
+        <w:br/>
+        <w:t>Graphic</w:t>
+        <w:br/>
+        <w:br/>
+        <w:t xml:space="preserve"> </w:t>
+        <w:br/>
+        <w:t>PHOTO:  (PHOTOGRAPH BY Arne Bellstorf FOR THE NEW YORK TIMES)</w:t>
       </w:r>
     </w:p>
     <w:sectPr>

--- a/example_articles/states/Mississippi/3.states_Mississippi_New_York_Times.docx
+++ b/example_articles/states/Mississippi/3.states_Mississippi_New_York_Times.docx
@@ -7,7 +7,7 @@
         <w:pStyle w:val="Heading1"/>
       </w:pPr>
       <w:r>
-        <w:t>For Working-Class Boys, Religion May Be the Key To College Success</w:t>
+        <w:t>The Candy That Grew From Kernel to Icon</w:t>
       </w:r>
     </w:p>
     <w:p>
@@ -17,22 +17,22 @@
     </w:p>
     <w:p>
       <w:r>
-        <w:t>Date: 2022-03-16</w:t>
+        <w:t>Date: 2023-10-31</w:t>
       </w:r>
     </w:p>
     <w:p>
       <w:r>
-        <w:t>Section: Section A; Column 0; Editorial Desk; Pg. 23; GUEST ESSAY</w:t>
+        <w:t>Section: Section B; Column 0; Business/Financial Desk; Pg. 1</w:t>
       </w:r>
     </w:p>
     <w:p>
       <w:r>
-        <w:t>Source file: NYT/2.DOCX</w:t>
+        <w:t>Source file: NYT/4.DOCX</w:t>
       </w:r>
     </w:p>
     <w:p>
       <w:r>
-        <w:t>Raw locations result, 'locations': ['Mississippi', 'NA']</w:t>
+        <w:t>Raw locations result, 'locations': ['Mississippi']</w:t>
       </w:r>
     </w:p>
     <w:p>
@@ -49,68 +49,52 @@
     </w:p>
     <w:p>
       <w:r>
-        <w:t xml:space="preserve">American men are dropping out of college in alarming numbers. A slew of articles over the past year depict a generation of men who feel lost, detached and lacking in male role models. This sense of despair is especially acute among working-class men, fewer than one in five of whom completes college. </w:t>
+        <w:t>Sitting in her Wiggins, Miss., home one fall afternoon, Wanda King began counting all of the candy corn flavors she has collected over the years.</w:t>
         <w:br/>
-        <w:t xml:space="preserve">  Yet one group is defying the odds: boys from working-class families who grow up religious.</w:t>
+        <w:t xml:space="preserve">She quickly ran out of fingers. </w:t>
         <w:br/>
-        <w:t xml:space="preserve">  As a sociologist of education and religion, I followed the lives of 3,290 teenagers from 2003 to 2012 using survey and interview data from the National Study of Youth and Religion, and then linking those data to the National Student Clearinghouse in 2016. I studied the relationship between teenagers' religious upbringing and its influence on their education: their school grades, which colleges they attend and how much higher education they complete. My research focused on Christian denominations because they are the most prevalent in the United States.</w:t>
+        <w:t xml:space="preserve">  There is sea salt chocolate, caramel, peppermint, cookies, Starburst, Sour Patch Kids, apple pie, pumpkin pie, s'mores and three separate coffee flavors. Others are slightly more imaginative, like blackberry cobbler. Some are holiday themed, like eggnog and witch's teeth, which are off white with green tips. Others in her collection try to mimic meals -- like a brunch-flavored bag with kernels that taste like French toast, waffles and pancakes.</w:t>
         <w:br/>
-        <w:t xml:space="preserve">  I found that what religion offers teenagers varies by social class. Those raised by professional-class parents, for example, do not experience much in the way of an educational advantage from being religious. In some ways, religion even constrains teenagers' educational opportunities (especially girls') by shaping their academic ambitions after graduation; they are less likely to consider a selective college as they prioritize life goals such as parenthood, altruism and service to God rather than a prestigious career.</w:t>
+        <w:t xml:space="preserve">  Catching her breath, Ms. King, 62, said she had amassed nearly 40 varieties, which she stores neatly in Mason jars in a guest bedroom.</w:t>
         <w:br/>
-        <w:t xml:space="preserve">  However, teenage boys from working-class families, regardless of race, who were regularly involved in their church and strongly believed in God were twice as likely to earn bachelor's degrees as moderately religious or nonreligious boys.</w:t>
+        <w:t xml:space="preserve">  ''It is the ultimate survival sugar rush,'' she said, noting that she'd recently checked the freshness of a batch from 2017. ''Candy corn don't go bad. It'll last forever.''</w:t>
         <w:br/>
-        <w:t xml:space="preserve">  Religious boys are not any smarter, so why are they doing better in school? The answer lies in how religious belief and religious involvement can buffer working-class Americans -- males in particular -- from despair.</w:t>
+        <w:t xml:space="preserve">  Ms. King and her husband, Danny King, run a YouTube channel dedicated to their 10-acre homestead about 30 miles north of Gulfport. Her connection to candy corn started as a running joke about six years ago and took off with the help of their viewers, some of whom have sent bags for her to try.</w:t>
         <w:br/>
-        <w:t xml:space="preserve">  Many in the American intelligentsia -- the elite-university-educated population who constitute the professional and managerial class -- do not hold the institution of religion in high regard. When these elites criticize religion, they often do so on the grounds that faith (in their eyes) is irrational and not evidence-based.</w:t>
+        <w:t xml:space="preserve">  Although Ms. King is referred to as a ''candy corn queen'' by some of her friends, there is a line she will not cross.</w:t>
         <w:br/>
-        <w:t xml:space="preserve">  But one can agree with the liberal critique of conservatism's moral and political goals while still acknowledging that religion orders the lives of millions of Americans -- and that it might offer social benefits.</w:t>
+        <w:t xml:space="preserve">  ''I couldn't see a turkey-tasting candy corn,'' she said. ''And people sent me a meme of a pizza with candy corn, and I can't see eating a candy corn pizza. I just can't.''</w:t>
         <w:br/>
-        <w:t xml:space="preserve">  A boy I'll call John (all names have been changed to protect participants' privacy under ethical research guidelines) was a typical example of the kind of working-class teenager I've been studying. He lived an hour outside Jackson, Miss. His father owned an auto-repair shop and his mother worked as a bookkeeper and substitute teacher. His days were filled with playing football, fishing and hunting with his grandparents, riding four-wheelers with friends and mowing the occasional lawn to earn pocket money.</w:t>
+        <w:t xml:space="preserve">  Chicken feed, as candy corn was originally called because of its appearance, was invented by the Wunderle Candy Company in the late 1880s during a candy boom in the United States, said Susan Benjamin, a food historian and president of True Treats, a research-based candy store in West Virginia.</w:t>
         <w:br/>
-        <w:t xml:space="preserve">  John aspired to attend college, but given his parents' occupations, income (the equivalent of $53,000 today) and education (both had earned vocational certificates), the odds were not in his favor.</w:t>
+        <w:t xml:space="preserve">  Chicken feed and other treats like it were marketed toward working-class children. ''It was the first time they could see themselves as part of the middle class because they could go out and purchase something,'' Ms. Benjamin said. ''That something was made for them and geared to their taste and that was candy.''</w:t>
         <w:br/>
-        <w:t xml:space="preserve">  Still, he reached a milestone that has become largely out of reach for young men like him: He earned his associate degree. And his faith and involvement in church played a large part in that.</w:t>
+        <w:t xml:space="preserve">  Chicken feed was initially popular year-round. It's unclear when it became a near-exclusive Halloween sensation, but research suggests it was most likely around the middle of the 20th century.</w:t>
         <w:br/>
-        <w:t xml:space="preserve">  Children with college-educated parents have many advantages that make their academic trajectories easier. They tend to live in neighborhoods with a strong social infrastructure, including safe outdoor spaces. They have more familial and geographic stability, which means they rarely need to transfer between schools, disrupting their educations and severing social ties.</w:t>
+        <w:t xml:space="preserve">  By the 1940s, trick-or-treating was taking off in the United States in part because candy manufacturers became adept at packaging smaller snacks. ''That would explain why candy corn became the natural fit for trick-or-treating, because it had everything,'' Ms. Benjamin said, adding that it reminded people of harvest rituals, it was festive in appearance, and it was inexpensive.</w:t>
         <w:br/>
-        <w:t xml:space="preserve">  Children from wealthier families also benefit from a network of connections and opportunities that many poorer children lack. College-educated parents tend to work in professional organizations and have robust social networks from college where they meet other members of the professional class. All these social ties -- from the neighborhood, the workplace, and college -- provide a web of support for upper-middle-class families, which sociologists refer to as ''social capital.''</w:t>
+        <w:t xml:space="preserve">  ''The triumph of candy corn is the triumph of getting past all of these thousands of candies that were made in the 1800s to be one of the few that survived today,'' she said. Ever heard of Sen-Sen, spruce resin gum or banana split taffy? Probably not. But candy corn, she said,  is ''still around and we still use it.'' She added, ''You still find it in decorations and food all over the place.''</w:t>
         <w:br/>
-        <w:t xml:space="preserve">  But working-class families like John's do not have the same opportunities to develop social capital. The workplace used to be a central social institution for working-class families, but in the gig economy it is nearly impossible to feel a sense of stability, acquire health insurance or develop relationships with colleagues.</w:t>
+        <w:t xml:space="preserve">  Candy corn today is widely sold across the United States. Jelly Belly Candy Company, which has manufactured candy corn since 1898, when it was called the Goelitz Confectionery Company, produced about 65 million kernels of candy corn the last fiscal year, a spokesman said. Brach's, a competitor, produces about 30 million pounds of candy corn each year, a spokeswoman said. Brach's claims to be the No. 1 producer of candy corn, making up 88 percent of the candy corn sold in the United States.</w:t>
         <w:br/>
-        <w:t xml:space="preserve">  The lack of social capital -- along with systemic problems and inequities -- has contributed to the unraveling of the lives of millions of working-class Americans, especially men. Since the early 2000s, just as the kids in my study were entering adolescence, there has been a drastic rise in the number of working-class men dying ''deaths of despair'' from opioids, alcohol poisoning and suicide.</w:t>
+        <w:t xml:space="preserve">  With so much candy corn on the market, who's eating it? And how? Fifty-one percent of Americans eat the whole piece at once, and 31 percent start nibbling the tiny pieces at the narrow white end, according to a recent survey by the National Confectioners Association. The remaining 18 percent start with the yellow end.</w:t>
         <w:br/>
-        <w:t xml:space="preserve">  But despair doesn't die: It gets transmitted to children. Most of the working-class kids in my study -- especially boys -- seemed to look out in the world and feel despair physically, cognitively and emotionally. I found that most of the working-class boys in the study had dropped out of the educational system by their mid-20s and seemed on track to repeat the cycle of despair.</w:t>
+        <w:t xml:space="preserve">  No matter how it's eaten, candy corn regularly tops the list of most divisive treats alongside black licorice and circus peanuts, Ms. Benjamin said. Each fall, when pumpkins take center stage and candy is sold by the bucket, discord breaks out between the lovers and haters of candy corn.</w:t>
         <w:br/>
-        <w:t xml:space="preserve">  But not John. He and dozens of other boys in the study had a support system that insulated them from the hopelessness so many of their peers described. Through his teenage years, John regularly attended his local evangelical church and was active in its youth group. There were organized social activities like rafting and weekly gatherings at the minister's house to talk about what was going on in their lives.</w:t>
+        <w:t xml:space="preserve">  Key Lee, 29, a content creator in New York City, is among the haters. ''This didn't need to be made,'' she said, calling the intensely sweet flavor, which she described as like maple syrup, off putting.</w:t>
         <w:br/>
-        <w:t xml:space="preserve">  Being involved with his church reinforced biblical teachings, leading John to think of Christ as the person he most wanted to emulate (most teenagers answer by referring to an actor, an athlete or a family member). By observing how his parents and others in his religious community behaved, John learned to see God as someone he ''can talk to and tell personal things to.''</w:t>
+        <w:t xml:space="preserve">  The comedian Lewis Black dislikes what he calls its mealy texture. ''I don't even know how to describe its flavor because it's one of the few things on the planet that tastes like poop,'' he said.</w:t>
         <w:br/>
-        <w:t xml:space="preserve">  The academic advantage of religious working-class children begins in middle and high school with the grades they earn. Among those raised in the working class, 21 percent of religious teenagers brought home report cards filled with A's, compared with 9 percent of their less-religious peers. Grades are also the strongest predictor of getting into and completing college, and religious boys are more than twice as likely to earn grades that help them be competitive for college admissions and scholarships.</w:t>
+        <w:t xml:space="preserve">  And it's been about 30 years since Ray Garton, 60, a horror novelist in Northern California, last had candy corn. ''It's the consistency, how it feels between my teeth and the taste,'' he said. ''It's just too sweet. It makes me shudder just thinking about it.''</w:t>
         <w:br/>
-        <w:t xml:space="preserve">  Religious girls from working-class families also see educational benefits compared with less religious girls, but there are other factors that help them be academically successful outside of religion. Girls are socialized to be conscientious and compliant, have an easier time developing social ties with family members and peers, and are less prone to get caught up in risky behaviors.</w:t>
+        <w:t xml:space="preserve">  On the opposite end of the spectrum is Melissa Cady, 38, an Etsy shop owner in Hollis, Maine. While she likes eating candy corn, she prefers dressing up like it. ''If I see candy corn stuff, I kind of automatically gravitate toward it,'' she said. ''I've been collecting candy corn things for a while.''</w:t>
         <w:br/>
-        <w:t xml:space="preserve">  Why does religion give boys like John an academic advantage? Because it offers them the social capital that affluent teenagers can get elsewhere. Religious communities keep families rooted to a place and help kids develop trusting relationships with youth ministers and friends' parents who share a common outlook on life. Collectively, these adults encourage teenagers to follow the rules and avoid antisocial behaviors.</w:t>
+        <w:t xml:space="preserve">  Ms. Cady has candy-corn-colored buttons, earrings, headbands, sweaters, dresses and other knickknacks, including a ceramic candy corn tree. ''It feels like big box retailers have caught on to the whole, like, candy corn craze and that there's money to be made in it, outside of the actual candy itself,'' she said.</w:t>
         <w:br/>
-        <w:t xml:space="preserve">  Although John cited peer pressure as the most stressful problem facing teenagers, he avoided falling into a pattern of drug and alcohol abuse that often derails kids from academic success. The research for my book focused on Christians, but I've found that religious communities are a source of social capital for Jewish people as well.</w:t>
-        <w:br/>
-        <w:t xml:space="preserve">  Theological belief on its own is not enough to influence how children behave. Adolescents must believe and belong to be buffered against emotional, cognitive or behavioral despair. I found that religion offers something that other extracurricular activities such as sports can't: It prompts kids to behave in extremely conscientious and cooperative ways because they believe that God is both encouraging and evaluating them.</w:t>
-        <w:br/>
-        <w:t xml:space="preserve">  As John put it at the beginning of my study, when he was 16, religion ''helps me in my problems or when I'm down.'' When he was unsure of how to handle a situation, he looked to his minister and scripture for answers. John said he suspected that if he weren't part of his weekly church youth group, he would have been ''doing a lot of things wrong.''</w:t>
-        <w:br/>
-        <w:t xml:space="preserve">  Religion doesn't just help boys from working-class families during their teenage years -- it also deters them from falling into despair in adulthood. We can see this in the way John's life unfolded. In his early 20s, John stopped reading the Bible and no longer participated in his church community. Other parts of his life also started to fall apart. He dropped out of college and got arrested for marijuana possession.</w:t>
-        <w:br/>
-        <w:t xml:space="preserve">  That was a wake-up call, and John decided to return to church. Within a few years, he managed to get his life back on track. John is now living with his grandmother, whom he cares for, and his girlfriend, whom he plans to propose to. He believes that God has called him to serve others by working in the medical field. He returned to community college and earned an A.A. while working as an E.M.T. and plans to become a paramedic or a nurse. He attributes much of this to his faith.</w:t>
-        <w:br/>
-        <w:t xml:space="preserve">  In his final interview with researchers at age 26, John said, ''The most important things in life to me is my family and my relationship to God.''</w:t>
-        <w:br/>
-        <w:t xml:space="preserve">  Ilana M. Horwitz is an assistant professor of Jewish studies and sociology at Tulane University and the author of ''God, Grades, and Graduation.''</w:t>
-        <w:br/>
-        <w:t xml:space="preserve">  The Times is committed to publishing a diversity of letters to the editor. We'd like to hear what you think about this or any of our articles. Here are some tips. And here's our email: letters@nytimes.com</w:t>
-        <w:br/>
-        <w:t xml:space="preserve">  Follow The New York Times Opinion section on Facebook, Twitter (@NYTopinion) and Instagram.</w:t>
+        <w:t xml:space="preserve">  Each year, she shares one bag with her husband, and they have no plans to give it up. ''I totally get all the people who are like: 'It's disgusting. It has like a weird, waxy texture,''' she said. ''I totally know where they're coming from, but I'll still eat it. Is that weird?''</w:t>
         <w:br/>
         <w:br/>
-        <w:t>https://www.nytimes.com/2022/03/15/opinion/religion-school-success.html</w:t>
+        <w:t>https://www.nytimes.com/2023/10/26/style/candy-corn-history-halloween.html</w:t>
         <w:br/>
         <w:br/>
         <w:t>Graphic</w:t>
@@ -118,7 +102,11 @@
         <w:br/>
         <w:t xml:space="preserve"> </w:t>
         <w:br/>
-        <w:t>PHOTO:  (PHOTOGRAPH BY Arne Bellstorf FOR THE NEW YORK TIMES)</w:t>
+        <w:t>PHOTOS: PHOTO (PHOTOGRAPH BY ANDRIA LO FOR THE NEW YORK TIMES) (B1)</w:t>
+        <w:br/>
+        <w:t>Wanda King has collected nearly 40 varieties of candy corn that she keeps in Mason jars, with flavors including pumpkin pie, eggnog and French toast.</w:t>
+        <w:br/>
+        <w:t xml:space="preserve"> Ms. King and her husband, Danny, run a YouTube channel devoted to their 10-acre property and home, Deep South Homestead, near Wiggins, Miss. (PHOTOGRAPHS BY ELIJAH BAYLIS FOR THE NEW YORK TIMES) (B5) This article appeared in print on page B1, B5.</w:t>
       </w:r>
     </w:p>
     <w:sectPr>

--- a/example_articles/states/Mississippi/3.states_Mississippi_New_York_Times.docx
+++ b/example_articles/states/Mississippi/3.states_Mississippi_New_York_Times.docx
@@ -7,7 +7,7 @@
         <w:pStyle w:val="Heading1"/>
       </w:pPr>
       <w:r>
-        <w:t>The Candy That Grew From Kernel to Icon</w:t>
+        <w:t>For Working-Class Boys, Religion May Be the Key To College Success</w:t>
       </w:r>
     </w:p>
     <w:p>
@@ -17,17 +17,17 @@
     </w:p>
     <w:p>
       <w:r>
-        <w:t>Date: 2023-10-31</w:t>
+        <w:t>Date: 2022-03-16</w:t>
       </w:r>
     </w:p>
     <w:p>
       <w:r>
-        <w:t>Section: Section B; Column 0; Business/Financial Desk; Pg. 1</w:t>
+        <w:t>Section: Section A; Column 0; Editorial Desk; Pg. 23; GUEST ESSAY</w:t>
       </w:r>
     </w:p>
     <w:p>
       <w:r>
-        <w:t>Source file: NYT/4.DOCX</w:t>
+        <w:t>Source file: NYT/2.DOCX</w:t>
       </w:r>
     </w:p>
     <w:p>
@@ -49,52 +49,68 @@
     </w:p>
     <w:p>
       <w:r>
-        <w:t>Sitting in her Wiggins, Miss., home one fall afternoon, Wanda King began counting all of the candy corn flavors she has collected over the years.</w:t>
+        <w:t xml:space="preserve">American men are dropping out of college in alarming numbers. A slew of articles over the past year depict a generation of men who feel lost, detached and lacking in male role models. This sense of despair is especially acute among working-class men, fewer than one in five of whom completes college. </w:t>
         <w:br/>
-        <w:t xml:space="preserve">She quickly ran out of fingers. </w:t>
+        <w:t xml:space="preserve">  Yet one group is defying the odds: boys from working-class families who grow up religious.</w:t>
         <w:br/>
-        <w:t xml:space="preserve">  There is sea salt chocolate, caramel, peppermint, cookies, Starburst, Sour Patch Kids, apple pie, pumpkin pie, s'mores and three separate coffee flavors. Others are slightly more imaginative, like blackberry cobbler. Some are holiday themed, like eggnog and witch's teeth, which are off white with green tips. Others in her collection try to mimic meals -- like a brunch-flavored bag with kernels that taste like French toast, waffles and pancakes.</w:t>
+        <w:t xml:space="preserve">  As a sociologist of education and religion, I followed the lives of 3,290 teenagers from 2003 to 2012 using survey and interview data from the National Study of Youth and Religion, and then linking those data to the National Student Clearinghouse in 2016. I studied the relationship between teenagers' religious upbringing and its influence on their education: their school grades, which colleges they attend and how much higher education they complete. My research focused on Christian denominations because they are the most prevalent in the United States.</w:t>
         <w:br/>
-        <w:t xml:space="preserve">  Catching her breath, Ms. King, 62, said she had amassed nearly 40 varieties, which she stores neatly in Mason jars in a guest bedroom.</w:t>
+        <w:t xml:space="preserve">  I found that what religion offers teenagers varies by social class. Those raised by professional-class parents, for example, do not experience much in the way of an educational advantage from being religious. In some ways, religion even constrains teenagers' educational opportunities (especially girls') by shaping their academic ambitions after graduation; they are less likely to consider a selective college as they prioritize life goals such as parenthood, altruism and service to God rather than a prestigious career.</w:t>
         <w:br/>
-        <w:t xml:space="preserve">  ''It is the ultimate survival sugar rush,'' she said, noting that she'd recently checked the freshness of a batch from 2017. ''Candy corn don't go bad. It'll last forever.''</w:t>
+        <w:t xml:space="preserve">  However, teenage boys from working-class families, regardless of race, who were regularly involved in their church and strongly believed in God were twice as likely to earn bachelor's degrees as moderately religious or nonreligious boys.</w:t>
         <w:br/>
-        <w:t xml:space="preserve">  Ms. King and her husband, Danny King, run a YouTube channel dedicated to their 10-acre homestead about 30 miles north of Gulfport. Her connection to candy corn started as a running joke about six years ago and took off with the help of their viewers, some of whom have sent bags for her to try.</w:t>
+        <w:t xml:space="preserve">  Religious boys are not any smarter, so why are they doing better in school? The answer lies in how religious belief and religious involvement can buffer working-class Americans -- males in particular -- from despair.</w:t>
         <w:br/>
-        <w:t xml:space="preserve">  Although Ms. King is referred to as a ''candy corn queen'' by some of her friends, there is a line she will not cross.</w:t>
+        <w:t xml:space="preserve">  Many in the American intelligentsia -- the elite-university-educated population who constitute the professional and managerial class -- do not hold the institution of religion in high regard. When these elites criticize religion, they often do so on the grounds that faith (in their eyes) is irrational and not evidence-based.</w:t>
         <w:br/>
-        <w:t xml:space="preserve">  ''I couldn't see a turkey-tasting candy corn,'' she said. ''And people sent me a meme of a pizza with candy corn, and I can't see eating a candy corn pizza. I just can't.''</w:t>
+        <w:t xml:space="preserve">  But one can agree with the liberal critique of conservatism's moral and political goals while still acknowledging that religion orders the lives of millions of Americans -- and that it might offer social benefits.</w:t>
         <w:br/>
-        <w:t xml:space="preserve">  Chicken feed, as candy corn was originally called because of its appearance, was invented by the Wunderle Candy Company in the late 1880s during a candy boom in the United States, said Susan Benjamin, a food historian and president of True Treats, a research-based candy store in West Virginia.</w:t>
+        <w:t xml:space="preserve">  A boy I'll call John (all names have been changed to protect participants' privacy under ethical research guidelines) was a typical example of the kind of working-class teenager I've been studying. He lived an hour outside Jackson, Miss. His father owned an auto-repair shop and his mother worked as a bookkeeper and substitute teacher. His days were filled with playing football, fishing and hunting with his grandparents, riding four-wheelers with friends and mowing the occasional lawn to earn pocket money.</w:t>
         <w:br/>
-        <w:t xml:space="preserve">  Chicken feed and other treats like it were marketed toward working-class children. ''It was the first time they could see themselves as part of the middle class because they could go out and purchase something,'' Ms. Benjamin said. ''That something was made for them and geared to their taste and that was candy.''</w:t>
+        <w:t xml:space="preserve">  John aspired to attend college, but given his parents' occupations, income (the equivalent of $53,000 today) and education (both had earned vocational certificates), the odds were not in his favor.</w:t>
         <w:br/>
-        <w:t xml:space="preserve">  Chicken feed was initially popular year-round. It's unclear when it became a near-exclusive Halloween sensation, but research suggests it was most likely around the middle of the 20th century.</w:t>
+        <w:t xml:space="preserve">  Still, he reached a milestone that has become largely out of reach for young men like him: He earned his associate degree. And his faith and involvement in church played a large part in that.</w:t>
         <w:br/>
-        <w:t xml:space="preserve">  By the 1940s, trick-or-treating was taking off in the United States in part because candy manufacturers became adept at packaging smaller snacks. ''That would explain why candy corn became the natural fit for trick-or-treating, because it had everything,'' Ms. Benjamin said, adding that it reminded people of harvest rituals, it was festive in appearance, and it was inexpensive.</w:t>
+        <w:t xml:space="preserve">  Children with college-educated parents have many advantages that make their academic trajectories easier. They tend to live in neighborhoods with a strong social infrastructure, including safe outdoor spaces. They have more familial and geographic stability, which means they rarely need to transfer between schools, disrupting their educations and severing social ties.</w:t>
         <w:br/>
-        <w:t xml:space="preserve">  ''The triumph of candy corn is the triumph of getting past all of these thousands of candies that were made in the 1800s to be one of the few that survived today,'' she said. Ever heard of Sen-Sen, spruce resin gum or banana split taffy? Probably not. But candy corn, she said,  is ''still around and we still use it.'' She added, ''You still find it in decorations and food all over the place.''</w:t>
+        <w:t xml:space="preserve">  Children from wealthier families also benefit from a network of connections and opportunities that many poorer children lack. College-educated parents tend to work in professional organizations and have robust social networks from college where they meet other members of the professional class. All these social ties -- from the neighborhood, the workplace, and college -- provide a web of support for upper-middle-class families, which sociologists refer to as ''social capital.''</w:t>
         <w:br/>
-        <w:t xml:space="preserve">  Candy corn today is widely sold across the United States. Jelly Belly Candy Company, which has manufactured candy corn since 1898, when it was called the Goelitz Confectionery Company, produced about 65 million kernels of candy corn the last fiscal year, a spokesman said. Brach's, a competitor, produces about 30 million pounds of candy corn each year, a spokeswoman said. Brach's claims to be the No. 1 producer of candy corn, making up 88 percent of the candy corn sold in the United States.</w:t>
+        <w:t xml:space="preserve">  But working-class families like John's do not have the same opportunities to develop social capital. The workplace used to be a central social institution for working-class families, but in the gig economy it is nearly impossible to feel a sense of stability, acquire health insurance or develop relationships with colleagues.</w:t>
         <w:br/>
-        <w:t xml:space="preserve">  With so much candy corn on the market, who's eating it? And how? Fifty-one percent of Americans eat the whole piece at once, and 31 percent start nibbling the tiny pieces at the narrow white end, according to a recent survey by the National Confectioners Association. The remaining 18 percent start with the yellow end.</w:t>
+        <w:t xml:space="preserve">  The lack of social capital -- along with systemic problems and inequities -- has contributed to the unraveling of the lives of millions of working-class Americans, especially men. Since the early 2000s, just as the kids in my study were entering adolescence, there has been a drastic rise in the number of working-class men dying ''deaths of despair'' from opioids, alcohol poisoning and suicide.</w:t>
         <w:br/>
-        <w:t xml:space="preserve">  No matter how it's eaten, candy corn regularly tops the list of most divisive treats alongside black licorice and circus peanuts, Ms. Benjamin said. Each fall, when pumpkins take center stage and candy is sold by the bucket, discord breaks out between the lovers and haters of candy corn.</w:t>
+        <w:t xml:space="preserve">  But despair doesn't die: It gets transmitted to children. Most of the working-class kids in my study -- especially boys -- seemed to look out in the world and feel despair physically, cognitively and emotionally. I found that most of the working-class boys in the study had dropped out of the educational system by their mid-20s and seemed on track to repeat the cycle of despair.</w:t>
         <w:br/>
-        <w:t xml:space="preserve">  Key Lee, 29, a content creator in New York City, is among the haters. ''This didn't need to be made,'' she said, calling the intensely sweet flavor, which she described as like maple syrup, off putting.</w:t>
+        <w:t xml:space="preserve">  But not John. He and dozens of other boys in the study had a support system that insulated them from the hopelessness so many of their peers described. Through his teenage years, John regularly attended his local evangelical church and was active in its youth group. There were organized social activities like rafting and weekly gatherings at the minister's house to talk about what was going on in their lives.</w:t>
         <w:br/>
-        <w:t xml:space="preserve">  The comedian Lewis Black dislikes what he calls its mealy texture. ''I don't even know how to describe its flavor because it's one of the few things on the planet that tastes like poop,'' he said.</w:t>
+        <w:t xml:space="preserve">  Being involved with his church reinforced biblical teachings, leading John to think of Christ as the person he most wanted to emulate (most teenagers answer by referring to an actor, an athlete or a family member). By observing how his parents and others in his religious community behaved, John learned to see God as someone he ''can talk to and tell personal things to.''</w:t>
         <w:br/>
-        <w:t xml:space="preserve">  And it's been about 30 years since Ray Garton, 60, a horror novelist in Northern California, last had candy corn. ''It's the consistency, how it feels between my teeth and the taste,'' he said. ''It's just too sweet. It makes me shudder just thinking about it.''</w:t>
+        <w:t xml:space="preserve">  The academic advantage of religious working-class children begins in middle and high school with the grades they earn. Among those raised in the working class, 21 percent of religious teenagers brought home report cards filled with A's, compared with 9 percent of their less-religious peers. Grades are also the strongest predictor of getting into and completing college, and religious boys are more than twice as likely to earn grades that help them be competitive for college admissions and scholarships.</w:t>
         <w:br/>
-        <w:t xml:space="preserve">  On the opposite end of the spectrum is Melissa Cady, 38, an Etsy shop owner in Hollis, Maine. While she likes eating candy corn, she prefers dressing up like it. ''If I see candy corn stuff, I kind of automatically gravitate toward it,'' she said. ''I've been collecting candy corn things for a while.''</w:t>
+        <w:t xml:space="preserve">  Religious girls from working-class families also see educational benefits compared with less religious girls, but there are other factors that help them be academically successful outside of religion. Girls are socialized to be conscientious and compliant, have an easier time developing social ties with family members and peers, and are less prone to get caught up in risky behaviors.</w:t>
         <w:br/>
-        <w:t xml:space="preserve">  Ms. Cady has candy-corn-colored buttons, earrings, headbands, sweaters, dresses and other knickknacks, including a ceramic candy corn tree. ''It feels like big box retailers have caught on to the whole, like, candy corn craze and that there's money to be made in it, outside of the actual candy itself,'' she said.</w:t>
+        <w:t xml:space="preserve">  Why does religion give boys like John an academic advantage? Because it offers them the social capital that affluent teenagers can get elsewhere. Religious communities keep families rooted to a place and help kids develop trusting relationships with youth ministers and friends' parents who share a common outlook on life. Collectively, these adults encourage teenagers to follow the rules and avoid antisocial behaviors.</w:t>
         <w:br/>
-        <w:t xml:space="preserve">  Each year, she shares one bag with her husband, and they have no plans to give it up. ''I totally get all the people who are like: 'It's disgusting. It has like a weird, waxy texture,''' she said. ''I totally know where they're coming from, but I'll still eat it. Is that weird?''</w:t>
+        <w:t xml:space="preserve">  Although John cited peer pressure as the most stressful problem facing teenagers, he avoided falling into a pattern of drug and alcohol abuse that often derails kids from academic success. The research for my book focused on Christians, but I've found that religious communities are a source of social capital for Jewish people as well.</w:t>
+        <w:br/>
+        <w:t xml:space="preserve">  Theological belief on its own is not enough to influence how children behave. Adolescents must believe and belong to be buffered against emotional, cognitive or behavioral despair. I found that religion offers something that other extracurricular activities such as sports can't: It prompts kids to behave in extremely conscientious and cooperative ways because they believe that God is both encouraging and evaluating them.</w:t>
+        <w:br/>
+        <w:t xml:space="preserve">  As John put it at the beginning of my study, when he was 16, religion ''helps me in my problems or when I'm down.'' When he was unsure of how to handle a situation, he looked to his minister and scripture for answers. John said he suspected that if he weren't part of his weekly church youth group, he would have been ''doing a lot of things wrong.''</w:t>
+        <w:br/>
+        <w:t xml:space="preserve">  Religion doesn't just help boys from working-class families during their teenage years -- it also deters them from falling into despair in adulthood. We can see this in the way John's life unfolded. In his early 20s, John stopped reading the Bible and no longer participated in his church community. Other parts of his life also started to fall apart. He dropped out of college and got arrested for marijuana possession.</w:t>
+        <w:br/>
+        <w:t xml:space="preserve">  That was a wake-up call, and John decided to return to church. Within a few years, he managed to get his life back on track. John is now living with his grandmother, whom he cares for, and his girlfriend, whom he plans to propose to. He believes that God has called him to serve others by working in the medical field. He returned to community college and earned an A.A. while working as an E.M.T. and plans to become a paramedic or a nurse. He attributes much of this to his faith.</w:t>
+        <w:br/>
+        <w:t xml:space="preserve">  In his final interview with researchers at age 26, John said, ''The most important things in life to me is my family and my relationship to God.''</w:t>
+        <w:br/>
+        <w:t xml:space="preserve">  Ilana M. Horwitz is an assistant professor of Jewish studies and sociology at Tulane University and the author of ''God, Grades, and Graduation.''</w:t>
+        <w:br/>
+        <w:t xml:space="preserve">  The Times is committed to publishing a diversity of letters to the editor. We'd like to hear what you think about this or any of our articles. Here are some tips. And here's our email: letters@nytimes.com</w:t>
+        <w:br/>
+        <w:t xml:space="preserve">  Follow The New York Times Opinion section on Facebook, Twitter (@NYTopinion) and Instagram.</w:t>
         <w:br/>
         <w:br/>
-        <w:t>https://www.nytimes.com/2023/10/26/style/candy-corn-history-halloween.html</w:t>
+        <w:t>https://www.nytimes.com/2022/03/15/opinion/religion-school-success.html</w:t>
         <w:br/>
         <w:br/>
         <w:t>Graphic</w:t>
@@ -102,11 +118,7 @@
         <w:br/>
         <w:t xml:space="preserve"> </w:t>
         <w:br/>
-        <w:t>PHOTOS: PHOTO (PHOTOGRAPH BY ANDRIA LO FOR THE NEW YORK TIMES) (B1)</w:t>
-        <w:br/>
-        <w:t>Wanda King has collected nearly 40 varieties of candy corn that she keeps in Mason jars, with flavors including pumpkin pie, eggnog and French toast.</w:t>
-        <w:br/>
-        <w:t xml:space="preserve"> Ms. King and her husband, Danny, run a YouTube channel devoted to their 10-acre property and home, Deep South Homestead, near Wiggins, Miss. (PHOTOGRAPHS BY ELIJAH BAYLIS FOR THE NEW YORK TIMES) (B5) This article appeared in print on page B1, B5.</w:t>
+        <w:t>PHOTO:  (PHOTOGRAPH BY Arne Bellstorf FOR THE NEW YORK TIMES)</w:t>
       </w:r>
     </w:p>
     <w:sectPr>
